--- a/1-运维服务目录/ZHRC-01-01运维服务目录管理制度.docx
+++ b/1-运维服务目录/ZHRC-01-01运维服务目录管理制度.docx
@@ -27,12 +27,68 @@
           <w:rFonts w:hint="eastAsia"/>
           <w:lang w:val="en-US" w:eastAsia="zh-CN"/>
         </w:rPr>
+        <w:drawing>
+          <wp:anchor distT="0" distB="0" distL="114300" distR="114300" simplePos="0" relativeHeight="251659264" behindDoc="1" locked="0" layoutInCell="1" allowOverlap="1">
+            <wp:simplePos x="0" y="0"/>
+            <wp:positionH relativeFrom="column">
+              <wp:posOffset>635</wp:posOffset>
+            </wp:positionH>
+            <wp:positionV relativeFrom="paragraph">
+              <wp:posOffset>3810</wp:posOffset>
+            </wp:positionV>
+            <wp:extent cx="5269865" cy="8797290"/>
+            <wp:effectExtent l="0" t="0" r="3175" b="11430"/>
+            <wp:wrapNone/>
+            <wp:docPr id="2" name="图片 2" descr="微信图片_20250926153852_981_83"/>
+            <wp:cNvGraphicFramePr>
+              <a:graphicFrameLocks xmlns:a="http://schemas.openxmlformats.org/drawingml/2006/main" noChangeAspect="1"/>
+            </wp:cNvGraphicFramePr>
+            <a:graphic xmlns:a="http://schemas.openxmlformats.org/drawingml/2006/main">
+              <a:graphicData uri="http://schemas.openxmlformats.org/drawingml/2006/picture">
+                <pic:pic xmlns:pic="http://schemas.openxmlformats.org/drawingml/2006/picture">
+                  <pic:nvPicPr>
+                    <pic:cNvPr id="2" name="图片 2" descr="微信图片_20250926153852_981_83"/>
+                    <pic:cNvPicPr>
+                      <a:picLocks noChangeAspect="1"/>
+                    </pic:cNvPicPr>
+                  </pic:nvPicPr>
+                  <pic:blipFill>
+                    <a:blip r:embed="rId7">
+                      <a:alphaModFix amt="58000"/>
+                      <a:lum contrast="-52000"/>
+                    </a:blip>
+                    <a:stretch>
+                      <a:fillRect/>
+                    </a:stretch>
+                  </pic:blipFill>
+                  <pic:spPr>
+                    <a:xfrm>
+                      <a:off x="0" y="0"/>
+                      <a:ext cx="5269865" cy="8797290"/>
+                    </a:xfrm>
+                    <a:prstGeom prst="rect">
+                      <a:avLst/>
+                    </a:prstGeom>
+                  </pic:spPr>
+                </pic:pic>
+              </a:graphicData>
+            </a:graphic>
+          </wp:anchor>
+        </w:drawing>
+      </w:r>
+      <w:r>
+        <w:rPr>
+          <w:rFonts w:hint="eastAsia"/>
+          <w:lang w:val="en-US" w:eastAsia="zh-CN"/>
+        </w:rPr>
         <w:t>阿克苏智汇人才服务有限</w:t>
       </w:r>
       <w:r>
         <w:t>公司</w:t>
       </w:r>
       <w:bookmarkEnd w:id="0"/>
+      <w:bookmarkStart w:id="16" w:name="_GoBack"/>
+      <w:bookmarkEnd w:id="16"/>
     </w:p>
     <w:p>
       <w:pPr>
@@ -259,18 +315,7 @@
                 <w:vertAlign w:val="baseline"/>
                 <w:lang w:val="en-US" w:eastAsia="zh-CN"/>
               </w:rPr>
-              <w:t>运维</w:t>
-            </w:r>
-            <w:bookmarkStart w:id="16" w:name="_GoBack"/>
-            <w:bookmarkEnd w:id="16"/>
-            <w:r>
-              <w:rPr>
-                <w:rFonts w:hint="eastAsia"/>
-                <w:u w:val="single"/>
-                <w:vertAlign w:val="baseline"/>
-                <w:lang w:val="en-US" w:eastAsia="zh-CN"/>
-              </w:rPr>
-              <w:t>部</w:t>
+              <w:t>运维部</w:t>
             </w:r>
           </w:p>
         </w:tc>
@@ -754,6 +799,12 @@
             <w:insideH w:val="single" w:color="000000" w:sz="2" w:space="0"/>
             <w:insideV w:val="single" w:color="000000" w:sz="2" w:space="0"/>
           </w:tblBorders>
+          <w:tblCellMar>
+            <w:top w:w="0" w:type="dxa"/>
+            <w:left w:w="0" w:type="dxa"/>
+            <w:bottom w:w="0" w:type="dxa"/>
+            <w:right w:w="0" w:type="dxa"/>
+          </w:tblCellMar>
         </w:tblPrEx>
         <w:trPr>
           <w:trHeight w:val="593" w:hRule="atLeast"/>
@@ -3131,20 +3182,8 @@
     </w:p>
     <w:p>
       <w:pPr>
-        <w:pStyle w:val="30"/>
-        <w:keepNext w:val="0"/>
-        <w:keepLines w:val="0"/>
-        <w:pageBreakBefore w:val="0"/>
-        <w:widowControl w:val="0"/>
-        <w:kinsoku w:val="0"/>
-        <w:wordWrap/>
-        <w:overflowPunct/>
-        <w:autoSpaceDE w:val="0"/>
-        <w:autoSpaceDN w:val="0"/>
+        <w:pStyle w:val="31"/>
         <w:bidi w:val="0"/>
-        <w:adjustRightInd w:val="0"/>
-        <w:snapToGrid w:val="0"/>
-        <w:textAlignment w:val="baseline"/>
         <w:rPr>
           <w:rFonts w:hint="default"/>
           <w:lang w:val="en-US" w:eastAsia="zh-CN"/>
@@ -3211,20 +3250,8 @@
     </w:p>
     <w:p>
       <w:pPr>
-        <w:pStyle w:val="30"/>
-        <w:keepNext w:val="0"/>
-        <w:keepLines w:val="0"/>
-        <w:pageBreakBefore w:val="0"/>
-        <w:widowControl w:val="0"/>
-        <w:kinsoku w:val="0"/>
-        <w:wordWrap/>
-        <w:overflowPunct/>
-        <w:autoSpaceDE w:val="0"/>
-        <w:autoSpaceDN w:val="0"/>
+        <w:pStyle w:val="31"/>
         <w:bidi w:val="0"/>
-        <w:adjustRightInd w:val="0"/>
-        <w:snapToGrid w:val="0"/>
-        <w:textAlignment w:val="baseline"/>
         <w:rPr>
           <w:rFonts w:hint="default"/>
           <w:lang w:val="en-US" w:eastAsia="zh-CN"/>
@@ -3269,20 +3296,8 @@
     </w:p>
     <w:p>
       <w:pPr>
-        <w:pStyle w:val="30"/>
-        <w:keepNext w:val="0"/>
-        <w:keepLines w:val="0"/>
-        <w:pageBreakBefore w:val="0"/>
-        <w:widowControl w:val="0"/>
-        <w:kinsoku w:val="0"/>
-        <w:wordWrap/>
-        <w:overflowPunct/>
-        <w:autoSpaceDE w:val="0"/>
-        <w:autoSpaceDN w:val="0"/>
+        <w:pStyle w:val="31"/>
         <w:bidi w:val="0"/>
-        <w:adjustRightInd w:val="0"/>
-        <w:snapToGrid w:val="0"/>
-        <w:textAlignment w:val="baseline"/>
         <w:rPr>
           <w:rFonts w:hint="default"/>
           <w:lang w:val="en-US" w:eastAsia="zh-CN"/>
@@ -3356,31 +3371,19 @@
     </w:p>
     <w:p>
       <w:pPr>
-        <w:pStyle w:val="30"/>
-        <w:keepNext w:val="0"/>
-        <w:keepLines w:val="0"/>
-        <w:pageBreakBefore w:val="0"/>
-        <w:widowControl w:val="0"/>
-        <w:kinsoku w:val="0"/>
-        <w:wordWrap/>
-        <w:overflowPunct/>
-        <w:autoSpaceDE w:val="0"/>
-        <w:autoSpaceDN w:val="0"/>
+        <w:pStyle w:val="31"/>
         <w:bidi w:val="0"/>
-        <w:adjustRightInd w:val="0"/>
-        <w:snapToGrid w:val="0"/>
-        <w:textAlignment w:val="baseline"/>
-        <w:rPr>
-          <w:rFonts w:hint="default"/>
-          <w:lang w:val="en-US" w:eastAsia="zh-CN"/>
-        </w:rPr>
-      </w:pPr>
-      <w:r>
-        <w:rPr>
-          <w:rFonts w:hint="default"/>
-          <w:lang w:val="en-US" w:eastAsia="zh-CN"/>
-        </w:rPr>
-        <w:t>人力部</w:t>
+        <w:rPr>
+          <w:rFonts w:hint="default"/>
+          <w:lang w:val="en-US" w:eastAsia="zh-CN"/>
+        </w:rPr>
+      </w:pPr>
+      <w:r>
+        <w:rPr>
+          <w:rFonts w:hint="eastAsia"/>
+          <w:lang w:val="en-US" w:eastAsia="zh-CN"/>
+        </w:rPr>
+        <w:t>人力资源部</w:t>
       </w:r>
     </w:p>
     <w:p>
@@ -4697,8 +4700,8 @@
       </w:pPr>
       <w:bookmarkStart w:id="10" w:name="bookmark3"/>
       <w:bookmarkEnd w:id="10"/>
-      <w:bookmarkStart w:id="11" w:name="_Toc17424"/>
-      <w:bookmarkStart w:id="12" w:name="_Toc26732"/>
+      <w:bookmarkStart w:id="11" w:name="_Toc26732"/>
+      <w:bookmarkStart w:id="12" w:name="_Toc17424"/>
       <w:r>
         <w:rPr>
           <w:rStyle w:val="38"/>
@@ -4995,7 +4998,7 @@
         <w:lang w:val="en-US" w:eastAsia="zh-CN"/>
       </w:rPr>
       <w:drawing>
-        <wp:anchor distT="0" distB="0" distL="114300" distR="114300" simplePos="0" relativeHeight="251659264" behindDoc="0" locked="0" layoutInCell="1" allowOverlap="1">
+        <wp:anchor distT="0" distB="0" distL="114300" distR="114300" simplePos="0" relativeHeight="251660288" behindDoc="0" locked="0" layoutInCell="1" allowOverlap="1">
           <wp:simplePos x="0" y="0"/>
           <wp:positionH relativeFrom="column">
             <wp:posOffset>67310</wp:posOffset>
